--- a/docs/plantillas/carta_improcedente.docx
+++ b/docs/plantillas/carta_improcedente.docx
@@ -1,6 +1,6 @@
 
 <file path=word/document.xml><?xml version="1.0" encoding="utf-8"?>
-<w:document xmlns:wpc="http://schemas.microsoft.com/office/word/2010/wordprocessingCanvas" xmlns:cx="http://schemas.microsoft.com/office/drawing/2014/chartex" xmlns:cx1="http://schemas.microsoft.com/office/drawing/2015/9/8/chartex" xmlns:cx2="http://schemas.microsoft.com/office/drawing/2015/10/21/chartex" xmlns:cx3="http://schemas.microsoft.com/office/drawing/2016/5/9/chartex" xmlns:cx4="http://schemas.microsoft.com/office/drawing/2016/5/10/chartex" xmlns:cx5="http://schemas.microsoft.com/office/drawing/2016/5/11/chartex" xmlns:cx6="http://schemas.microsoft.com/office/drawing/2016/5/12/chartex" xmlns:cx7="http://schemas.microsoft.com/office/drawing/2016/5/13/chartex" xmlns:cx8="http://schemas.microsoft.com/office/drawing/2016/5/14/chartex" xmlns:mc="http://schemas.openxmlformats.org/markup-compatibility/2006" xmlns:aink="http://schemas.microsoft.com/office/drawing/2016/ink" xmlns:am3d="http://schemas.microsoft.com/office/drawing/2017/model3d" xmlns:o="urn:schemas-microsoft-com:office:office" xmlns:oel="http://schemas.microsoft.com/office/2019/extlst" xmlns:r="http://schemas.openxmlformats.org/officeDocument/2006/relationships" xmlns:m="http://schemas.openxmlformats.org/officeDocument/2006/math" xmlns:v="urn:schemas-microsoft-com:vml" xmlns:wp14="http://schemas.microsoft.com/office/word/2010/wordprocessingDrawing" xmlns:wp="http://schemas.openxmlformats.org/drawingml/2006/wordprocessingDrawing" xmlns:w10="urn:schemas-microsoft-com:office:word" xmlns:w="http://schemas.openxmlformats.org/wordprocessingml/2006/main" xmlns:w14="http://schemas.microsoft.com/office/word/2010/wordml" xmlns:w15="http://schemas.microsoft.com/office/word/2012/wordml" xmlns:w16cex="http://schemas.microsoft.com/office/word/2018/wordml/cex" xmlns:w16cid="http://schemas.microsoft.com/office/word/2016/wordml/cid" xmlns:w16="http://schemas.microsoft.com/office/word/2018/wordml" xmlns:w16sdtdh="http://schemas.microsoft.com/office/word/2020/wordml/sdtdatahash" xmlns:w16se="http://schemas.microsoft.com/office/word/2015/wordml/symex" xmlns:wpg="http://schemas.microsoft.com/office/word/2010/wordprocessingGroup" xmlns:wpi="http://schemas.microsoft.com/office/word/2010/wordprocessingInk" xmlns:wne="http://schemas.microsoft.com/office/word/2006/wordml" xmlns:wps="http://schemas.microsoft.com/office/word/2010/wordprocessingShape" mc:Ignorable="w14 w15 w16se w16cid w16 w16cex w16sdtdh wp14">
+<w:document xmlns:wpc="http://schemas.microsoft.com/office/word/2010/wordprocessingCanvas" xmlns:cx="http://schemas.microsoft.com/office/drawing/2014/chartex" xmlns:cx1="http://schemas.microsoft.com/office/drawing/2015/9/8/chartex" xmlns:cx2="http://schemas.microsoft.com/office/drawing/2015/10/21/chartex" xmlns:cx3="http://schemas.microsoft.com/office/drawing/2016/5/9/chartex" xmlns:cx4="http://schemas.microsoft.com/office/drawing/2016/5/10/chartex" xmlns:cx5="http://schemas.microsoft.com/office/drawing/2016/5/11/chartex" xmlns:cx6="http://schemas.microsoft.com/office/drawing/2016/5/12/chartex" xmlns:cx7="http://schemas.microsoft.com/office/drawing/2016/5/13/chartex" xmlns:cx8="http://schemas.microsoft.com/office/drawing/2016/5/14/chartex" xmlns:mc="http://schemas.openxmlformats.org/markup-compatibility/2006" xmlns:aink="http://schemas.microsoft.com/office/drawing/2016/ink" xmlns:am3d="http://schemas.microsoft.com/office/drawing/2017/model3d" xmlns:o="urn:schemas-microsoft-com:office:office" xmlns:oel="http://schemas.microsoft.com/office/2019/extlst" xmlns:r="http://schemas.openxmlformats.org/officeDocument/2006/relationships" xmlns:m="http://schemas.openxmlformats.org/officeDocument/2006/math" xmlns:v="urn:schemas-microsoft-com:vml" xmlns:wp14="http://schemas.microsoft.com/office/word/2010/wordprocessingDrawing" xmlns:wp="http://schemas.openxmlformats.org/drawingml/2006/wordprocessingDrawing" xmlns:w10="urn:schemas-microsoft-com:office:word" xmlns:w="http://schemas.openxmlformats.org/wordprocessingml/2006/main" xmlns:w14="http://schemas.microsoft.com/office/word/2010/wordml" xmlns:w15="http://schemas.microsoft.com/office/word/2012/wordml" xmlns:w16cex="http://schemas.microsoft.com/office/word/2018/wordml/cex" xmlns:w16cid="http://schemas.microsoft.com/office/word/2016/wordml/cid" xmlns:w16="http://schemas.microsoft.com/office/word/2018/wordml" xmlns:w16du="http://schemas.microsoft.com/office/word/2023/wordml/word16du" xmlns:w16sdtdh="http://schemas.microsoft.com/office/word/2020/wordml/sdtdatahash" xmlns:w16se="http://schemas.microsoft.com/office/word/2015/wordml/symex" xmlns:wpg="http://schemas.microsoft.com/office/word/2010/wordprocessingGroup" xmlns:wpi="http://schemas.microsoft.com/office/word/2010/wordprocessingInk" xmlns:wne="http://schemas.microsoft.com/office/word/2006/wordml" xmlns:wps="http://schemas.microsoft.com/office/word/2010/wordprocessingShape" mc:Ignorable="w14 w15 w16se w16cid w16 w16cex w16sdtdh w16du wp14">
   <w:body>
     <w:p>
       <w:pPr>
@@ -210,7 +210,7 @@
           <w:sz w:val="22"/>
           <w:szCs w:val="22"/>
         </w:rPr>
-        <w:t>XXXXX</w:t>
+        <w:t>#nomTitular#</w:t>
       </w:r>
     </w:p>
     <w:p>
@@ -238,7 +238,7 @@
           <w:sz w:val="22"/>
           <w:szCs w:val="22"/>
         </w:rPr>
-        <w:t>XXXX</w:t>
+        <w:t>#direccion#</w:t>
       </w:r>
     </w:p>
     <w:p>
@@ -287,15 +287,7 @@
           <w:b/>
           <w:bCs/>
         </w:rPr>
-        <w:t>XXXX@</w:t>
-      </w:r>
-      <w:r>
-        <w:rPr>
-          <w:b/>
-          <w:bCs/>
-          <w:highlight w:val="yellow"/>
-        </w:rPr>
-        <w:t>hotmail.com</w:t>
+        <w:t>#correo#</w:t>
       </w:r>
     </w:p>
     <w:p>
@@ -411,25 +403,9 @@
           <w:szCs w:val="22"/>
           <w:lang w:val="es-PE" w:eastAsia="en-US"/>
         </w:rPr>
-        <w:t xml:space="preserve">N° XXX, TITULAR: XXXX, ACTA N° </w:t>
-      </w:r>
-      <w:r>
-        <w:rPr>
-          <w:rFonts w:ascii="Arial" w:eastAsia="Calibri" w:hAnsi="Arial" w:cs="Arial"/>
-          <w:sz w:val="22"/>
-          <w:szCs w:val="22"/>
-          <w:lang w:val="es-PE" w:eastAsia="en-US"/>
-        </w:rPr>
-        <w:t>XXX</w:t>
-      </w:r>
-    </w:p>
-    <w:p>
-      <w:pPr>
-        <w:tabs>
-          <w:tab w:val="left" w:pos="1276"/>
-        </w:tabs>
-        <w:ind w:left="1418" w:hanging="1418"/>
-        <w:jc w:val="both"/>
+        <w:t xml:space="preserve">N° XXX, TITULAR: </w:t>
+      </w:r>
+      <w:r>
         <w:rPr>
           <w:rFonts w:ascii="Arial" w:eastAsia="Calibri" w:hAnsi="Arial" w:cs="Arial"/>
           <w:b/>
@@ -438,22 +414,17 @@
           <w:szCs w:val="22"/>
           <w:lang w:val="es-PE" w:eastAsia="en-US"/>
         </w:rPr>
-      </w:pPr>
-    </w:p>
-    <w:p>
-      <w:pPr>
-        <w:tabs>
-          <w:tab w:val="left" w:pos="1276"/>
-        </w:tabs>
-        <w:ind w:left="1418" w:hanging="1418"/>
-        <w:jc w:val="both"/>
+        <w:t>#nomTitular#</w:t>
+      </w:r>
+      <w:r>
         <w:rPr>
           <w:rFonts w:ascii="Arial" w:eastAsia="Calibri" w:hAnsi="Arial" w:cs="Arial"/>
           <w:sz w:val="22"/>
           <w:szCs w:val="22"/>
           <w:lang w:val="es-PE" w:eastAsia="en-US"/>
         </w:rPr>
-      </w:pPr>
+        <w:t xml:space="preserve">, ACTA N° </w:t>
+      </w:r>
       <w:r>
         <w:rPr>
           <w:rFonts w:ascii="Arial" w:eastAsia="Calibri" w:hAnsi="Arial" w:cs="Arial"/>
@@ -463,9 +434,16 @@
           <w:szCs w:val="22"/>
           <w:lang w:val="es-PE" w:eastAsia="en-US"/>
         </w:rPr>
-        <w:t>Referencia</w:t>
-      </w:r>
-      <w:r>
+        <w:t>#nroActa#</w:t>
+      </w:r>
+    </w:p>
+    <w:p>
+      <w:pPr>
+        <w:tabs>
+          <w:tab w:val="left" w:pos="1276"/>
+        </w:tabs>
+        <w:ind w:left="1418" w:hanging="1418"/>
+        <w:jc w:val="both"/>
         <w:rPr>
           <w:rFonts w:ascii="Arial" w:eastAsia="Calibri" w:hAnsi="Arial" w:cs="Arial"/>
           <w:b/>
@@ -474,9 +452,22 @@
           <w:szCs w:val="22"/>
           <w:lang w:val="es-PE" w:eastAsia="en-US"/>
         </w:rPr>
-        <w:tab/>
-        <w:t>:</w:t>
-      </w:r>
+      </w:pPr>
+    </w:p>
+    <w:p>
+      <w:pPr>
+        <w:tabs>
+          <w:tab w:val="left" w:pos="1276"/>
+        </w:tabs>
+        <w:ind w:left="1418" w:hanging="1418"/>
+        <w:jc w:val="both"/>
+        <w:rPr>
+          <w:rFonts w:ascii="Arial" w:eastAsia="Calibri" w:hAnsi="Arial" w:cs="Arial"/>
+          <w:sz w:val="22"/>
+          <w:szCs w:val="22"/>
+          <w:lang w:val="es-PE" w:eastAsia="en-US"/>
+        </w:rPr>
+      </w:pPr>
       <w:r>
         <w:rPr>
           <w:rFonts w:ascii="Arial" w:eastAsia="Calibri" w:hAnsi="Arial" w:cs="Arial"/>
@@ -486,6 +477,29 @@
           <w:szCs w:val="22"/>
           <w:lang w:val="es-PE" w:eastAsia="en-US"/>
         </w:rPr>
+        <w:t>Referencia</w:t>
+      </w:r>
+      <w:r>
+        <w:rPr>
+          <w:rFonts w:ascii="Arial" w:eastAsia="Calibri" w:hAnsi="Arial" w:cs="Arial"/>
+          <w:b/>
+          <w:bCs/>
+          <w:sz w:val="22"/>
+          <w:szCs w:val="22"/>
+          <w:lang w:val="es-PE" w:eastAsia="en-US"/>
+        </w:rPr>
+        <w:tab/>
+        <w:t>:</w:t>
+      </w:r>
+      <w:r>
+        <w:rPr>
+          <w:rFonts w:ascii="Arial" w:eastAsia="Calibri" w:hAnsi="Arial" w:cs="Arial"/>
+          <w:b/>
+          <w:bCs/>
+          <w:sz w:val="22"/>
+          <w:szCs w:val="22"/>
+          <w:lang w:val="es-PE" w:eastAsia="en-US"/>
+        </w:rPr>
         <w:tab/>
       </w:r>
       <w:r>
@@ -644,69 +658,60 @@
         </w:rPr>
         <w:t xml:space="preserve"> respecto al Acta </w:t>
       </w:r>
-      <w:proofErr w:type="spellStart"/>
-      <w:r>
-        <w:rPr>
-          <w:rFonts w:ascii="Arial" w:hAnsi="Arial" w:cs="Arial"/>
-          <w:sz w:val="22"/>
-          <w:szCs w:val="22"/>
-        </w:rPr>
-        <w:t>N°</w:t>
-      </w:r>
-      <w:proofErr w:type="spellEnd"/>
-      <w:r>
-        <w:rPr>
-          <w:rFonts w:ascii="Arial" w:hAnsi="Arial" w:cs="Arial"/>
-          <w:sz w:val="22"/>
-          <w:szCs w:val="22"/>
-        </w:rPr>
-        <w:t xml:space="preserve"> </w:t>
-      </w:r>
-      <w:r>
-        <w:rPr>
-          <w:rFonts w:ascii="Arial" w:hAnsi="Arial" w:cs="Arial"/>
+      <w:r>
+        <w:rPr>
+          <w:rFonts w:ascii="Arial" w:hAnsi="Arial" w:cs="Arial"/>
+          <w:sz w:val="22"/>
+          <w:szCs w:val="22"/>
+        </w:rPr>
+        <w:t xml:space="preserve">N° </w:t>
+      </w:r>
+      <w:r>
+        <w:rPr>
+          <w:rFonts w:ascii="Arial" w:eastAsia="Calibri" w:hAnsi="Arial" w:cs="Arial"/>
           <w:b/>
           <w:bCs/>
           <w:sz w:val="22"/>
           <w:szCs w:val="22"/>
-        </w:rPr>
-        <w:t>XXX</w:t>
-      </w:r>
-      <w:r>
-        <w:rPr>
-          <w:rFonts w:ascii="Arial" w:hAnsi="Arial" w:cs="Arial"/>
-          <w:sz w:val="22"/>
-          <w:szCs w:val="22"/>
-        </w:rPr>
-        <w:t xml:space="preserve">, correspondiente a </w:t>
-      </w:r>
-      <w:r>
-        <w:rPr>
-          <w:rFonts w:ascii="Arial" w:hAnsi="Arial" w:cs="Arial"/>
+          <w:lang w:val="es-PE" w:eastAsia="en-US"/>
+        </w:rPr>
+        <w:t>#nroActa#</w:t>
+      </w:r>
+      <w:r>
+        <w:rPr>
+          <w:rFonts w:ascii="Arial" w:hAnsi="Arial" w:cs="Arial"/>
+          <w:sz w:val="22"/>
+          <w:szCs w:val="22"/>
+        </w:rPr>
+        <w:t>, correspondiente a</w:t>
+      </w:r>
+      <w:r>
+        <w:rPr>
+          <w:rFonts w:ascii="Arial" w:hAnsi="Arial" w:cs="Arial"/>
+          <w:sz w:val="22"/>
+          <w:szCs w:val="22"/>
+        </w:rPr>
+        <w:t xml:space="preserve"> </w:t>
+      </w:r>
+      <w:r>
+        <w:rPr>
+          <w:rFonts w:ascii="Arial" w:eastAsia="Calibri" w:hAnsi="Arial" w:cs="Arial"/>
           <w:b/>
           <w:bCs/>
           <w:sz w:val="22"/>
           <w:szCs w:val="22"/>
-        </w:rPr>
-        <w:t>XXXX</w:t>
-      </w:r>
-      <w:r>
-        <w:rPr>
-          <w:rFonts w:ascii="Arial" w:hAnsi="Arial" w:cs="Arial"/>
-          <w:sz w:val="22"/>
-          <w:szCs w:val="22"/>
-        </w:rPr>
-        <w:t xml:space="preserve"> </w:t>
-      </w:r>
-      <w:r>
-        <w:rPr>
-          <w:rFonts w:ascii="Arial" w:hAnsi="Arial" w:cs="Arial"/>
-          <w:b/>
-          <w:bCs/>
-          <w:sz w:val="22"/>
-          <w:szCs w:val="22"/>
-        </w:rPr>
-        <w:t>(TITULAR DEL ACTA)</w:t>
+          <w:lang w:val="es-PE" w:eastAsia="en-US"/>
+        </w:rPr>
+        <w:t>#nomTitular#</w:t>
+      </w:r>
+      <w:r>
+        <w:rPr>
+          <w:rFonts w:ascii="Arial" w:eastAsia="Calibri" w:hAnsi="Arial" w:cs="Arial"/>
+          <w:sz w:val="22"/>
+          <w:szCs w:val="22"/>
+          <w:lang w:val="es-PE" w:eastAsia="en-US"/>
+        </w:rPr>
+        <w:t>,</w:t>
       </w:r>
       <w:r>
         <w:rPr>
@@ -778,27 +783,7 @@
           <w:szCs w:val="21"/>
           <w:lang w:val="es-PE" w:eastAsia="es-PE"/>
         </w:rPr>
-        <w:t xml:space="preserve">° del Texto Único Ordenado de la Ley </w:t>
-      </w:r>
-      <w:proofErr w:type="spellStart"/>
-      <w:r>
-        <w:rPr>
-          <w:rFonts w:ascii="Arial" w:hAnsi="Arial" w:cs="Arial"/>
-          <w:sz w:val="21"/>
-          <w:szCs w:val="21"/>
-          <w:lang w:val="es-PE" w:eastAsia="es-PE"/>
-        </w:rPr>
-        <w:t>N°</w:t>
-      </w:r>
-      <w:proofErr w:type="spellEnd"/>
-      <w:r>
-        <w:rPr>
-          <w:rFonts w:ascii="Arial" w:hAnsi="Arial" w:cs="Arial"/>
-          <w:sz w:val="21"/>
-          <w:szCs w:val="21"/>
-          <w:lang w:val="es-PE" w:eastAsia="es-PE"/>
-        </w:rPr>
-        <w:t xml:space="preserve"> 27444, Ley del Procedimiento Administrativo General, queda a salvo su derecho </w:t>
+        <w:t xml:space="preserve">° del Texto Único Ordenado de la Ley N° 27444, Ley del Procedimiento Administrativo General, queda a salvo su derecho </w:t>
       </w:r>
       <w:r>
         <w:rPr>
@@ -1260,7 +1245,7 @@
 </file>
 
 <file path=word/endnotes.xml><?xml version="1.0" encoding="utf-8"?>
-<w:endnotes xmlns:wpc="http://schemas.microsoft.com/office/word/2010/wordprocessingCanvas" xmlns:cx="http://schemas.microsoft.com/office/drawing/2014/chartex" xmlns:cx1="http://schemas.microsoft.com/office/drawing/2015/9/8/chartex" xmlns:cx2="http://schemas.microsoft.com/office/drawing/2015/10/21/chartex" xmlns:cx3="http://schemas.microsoft.com/office/drawing/2016/5/9/chartex" xmlns:cx4="http://schemas.microsoft.com/office/drawing/2016/5/10/chartex" xmlns:cx5="http://schemas.microsoft.com/office/drawing/2016/5/11/chartex" xmlns:cx6="http://schemas.microsoft.com/office/drawing/2016/5/12/chartex" xmlns:cx7="http://schemas.microsoft.com/office/drawing/2016/5/13/chartex" xmlns:cx8="http://schemas.microsoft.com/office/drawing/2016/5/14/chartex" xmlns:mc="http://schemas.openxmlformats.org/markup-compatibility/2006" xmlns:aink="http://schemas.microsoft.com/office/drawing/2016/ink" xmlns:am3d="http://schemas.microsoft.com/office/drawing/2017/model3d" xmlns:o="urn:schemas-microsoft-com:office:office" xmlns:oel="http://schemas.microsoft.com/office/2019/extlst" xmlns:r="http://schemas.openxmlformats.org/officeDocument/2006/relationships" xmlns:m="http://schemas.openxmlformats.org/officeDocument/2006/math" xmlns:v="urn:schemas-microsoft-com:vml" xmlns:wp14="http://schemas.microsoft.com/office/word/2010/wordprocessingDrawing" xmlns:wp="http://schemas.openxmlformats.org/drawingml/2006/wordprocessingDrawing" xmlns:w10="urn:schemas-microsoft-com:office:word" xmlns:w="http://schemas.openxmlformats.org/wordprocessingml/2006/main" xmlns:w14="http://schemas.microsoft.com/office/word/2010/wordml" xmlns:w15="http://schemas.microsoft.com/office/word/2012/wordml" xmlns:w16cex="http://schemas.microsoft.com/office/word/2018/wordml/cex" xmlns:w16cid="http://schemas.microsoft.com/office/word/2016/wordml/cid" xmlns:w16="http://schemas.microsoft.com/office/word/2018/wordml" xmlns:w16sdtdh="http://schemas.microsoft.com/office/word/2020/wordml/sdtdatahash" xmlns:w16se="http://schemas.microsoft.com/office/word/2015/wordml/symex" xmlns:wpg="http://schemas.microsoft.com/office/word/2010/wordprocessingGroup" xmlns:wpi="http://schemas.microsoft.com/office/word/2010/wordprocessingInk" xmlns:wne="http://schemas.microsoft.com/office/word/2006/wordml" xmlns:wps="http://schemas.microsoft.com/office/word/2010/wordprocessingShape" mc:Ignorable="w14 w15 w16se w16cid w16 w16cex w16sdtdh wp14">
+<w:endnotes xmlns:wpc="http://schemas.microsoft.com/office/word/2010/wordprocessingCanvas" xmlns:cx="http://schemas.microsoft.com/office/drawing/2014/chartex" xmlns:cx1="http://schemas.microsoft.com/office/drawing/2015/9/8/chartex" xmlns:cx2="http://schemas.microsoft.com/office/drawing/2015/10/21/chartex" xmlns:cx3="http://schemas.microsoft.com/office/drawing/2016/5/9/chartex" xmlns:cx4="http://schemas.microsoft.com/office/drawing/2016/5/10/chartex" xmlns:cx5="http://schemas.microsoft.com/office/drawing/2016/5/11/chartex" xmlns:cx6="http://schemas.microsoft.com/office/drawing/2016/5/12/chartex" xmlns:cx7="http://schemas.microsoft.com/office/drawing/2016/5/13/chartex" xmlns:cx8="http://schemas.microsoft.com/office/drawing/2016/5/14/chartex" xmlns:mc="http://schemas.openxmlformats.org/markup-compatibility/2006" xmlns:aink="http://schemas.microsoft.com/office/drawing/2016/ink" xmlns:am3d="http://schemas.microsoft.com/office/drawing/2017/model3d" xmlns:o="urn:schemas-microsoft-com:office:office" xmlns:oel="http://schemas.microsoft.com/office/2019/extlst" xmlns:r="http://schemas.openxmlformats.org/officeDocument/2006/relationships" xmlns:m="http://schemas.openxmlformats.org/officeDocument/2006/math" xmlns:v="urn:schemas-microsoft-com:vml" xmlns:wp14="http://schemas.microsoft.com/office/word/2010/wordprocessingDrawing" xmlns:wp="http://schemas.openxmlformats.org/drawingml/2006/wordprocessingDrawing" xmlns:w10="urn:schemas-microsoft-com:office:word" xmlns:w="http://schemas.openxmlformats.org/wordprocessingml/2006/main" xmlns:w14="http://schemas.microsoft.com/office/word/2010/wordml" xmlns:w15="http://schemas.microsoft.com/office/word/2012/wordml" xmlns:w16cex="http://schemas.microsoft.com/office/word/2018/wordml/cex" xmlns:w16cid="http://schemas.microsoft.com/office/word/2016/wordml/cid" xmlns:w16="http://schemas.microsoft.com/office/word/2018/wordml" xmlns:w16du="http://schemas.microsoft.com/office/word/2023/wordml/word16du" xmlns:w16sdtdh="http://schemas.microsoft.com/office/word/2020/wordml/sdtdatahash" xmlns:w16se="http://schemas.microsoft.com/office/word/2015/wordml/symex" xmlns:wpg="http://schemas.microsoft.com/office/word/2010/wordprocessingGroup" xmlns:wpi="http://schemas.microsoft.com/office/word/2010/wordprocessingInk" xmlns:wne="http://schemas.microsoft.com/office/word/2006/wordml" xmlns:wps="http://schemas.microsoft.com/office/word/2010/wordprocessingShape" mc:Ignorable="w14 w15 w16se w16cid w16 w16cex w16sdtdh w16du wp14">
   <w:endnote w:type="separator" w:id="-1">
     <w:p>
       <w:r>
@@ -1279,7 +1264,7 @@
 </file>
 
 <file path=word/footer1.xml><?xml version="1.0" encoding="utf-8"?>
-<w:ftr xmlns:wpc="http://schemas.microsoft.com/office/word/2010/wordprocessingCanvas" xmlns:cx="http://schemas.microsoft.com/office/drawing/2014/chartex" xmlns:cx1="http://schemas.microsoft.com/office/drawing/2015/9/8/chartex" xmlns:cx2="http://schemas.microsoft.com/office/drawing/2015/10/21/chartex" xmlns:cx3="http://schemas.microsoft.com/office/drawing/2016/5/9/chartex" xmlns:cx4="http://schemas.microsoft.com/office/drawing/2016/5/10/chartex" xmlns:cx5="http://schemas.microsoft.com/office/drawing/2016/5/11/chartex" xmlns:cx6="http://schemas.microsoft.com/office/drawing/2016/5/12/chartex" xmlns:cx7="http://schemas.microsoft.com/office/drawing/2016/5/13/chartex" xmlns:cx8="http://schemas.microsoft.com/office/drawing/2016/5/14/chartex" xmlns:mc="http://schemas.openxmlformats.org/markup-compatibility/2006" xmlns:aink="http://schemas.microsoft.com/office/drawing/2016/ink" xmlns:am3d="http://schemas.microsoft.com/office/drawing/2017/model3d" xmlns:o="urn:schemas-microsoft-com:office:office" xmlns:oel="http://schemas.microsoft.com/office/2019/extlst" xmlns:r="http://schemas.openxmlformats.org/officeDocument/2006/relationships" xmlns:m="http://schemas.openxmlformats.org/officeDocument/2006/math" xmlns:v="urn:schemas-microsoft-com:vml" xmlns:wp14="http://schemas.microsoft.com/office/word/2010/wordprocessingDrawing" xmlns:wp="http://schemas.openxmlformats.org/drawingml/2006/wordprocessingDrawing" xmlns:w10="urn:schemas-microsoft-com:office:word" xmlns:w="http://schemas.openxmlformats.org/wordprocessingml/2006/main" xmlns:w14="http://schemas.microsoft.com/office/word/2010/wordml" xmlns:w15="http://schemas.microsoft.com/office/word/2012/wordml" xmlns:w16cex="http://schemas.microsoft.com/office/word/2018/wordml/cex" xmlns:w16cid="http://schemas.microsoft.com/office/word/2016/wordml/cid" xmlns:w16="http://schemas.microsoft.com/office/word/2018/wordml" xmlns:w16sdtdh="http://schemas.microsoft.com/office/word/2020/wordml/sdtdatahash" xmlns:w16se="http://schemas.microsoft.com/office/word/2015/wordml/symex" xmlns:wpg="http://schemas.microsoft.com/office/word/2010/wordprocessingGroup" xmlns:wpi="http://schemas.microsoft.com/office/word/2010/wordprocessingInk" xmlns:wne="http://schemas.microsoft.com/office/word/2006/wordml" xmlns:wps="http://schemas.microsoft.com/office/word/2010/wordprocessingShape" mc:Ignorable="w14 w15 w16se w16cid w16 w16cex w16sdtdh wp14">
+<w:ftr xmlns:wpc="http://schemas.microsoft.com/office/word/2010/wordprocessingCanvas" xmlns:cx="http://schemas.microsoft.com/office/drawing/2014/chartex" xmlns:cx1="http://schemas.microsoft.com/office/drawing/2015/9/8/chartex" xmlns:cx2="http://schemas.microsoft.com/office/drawing/2015/10/21/chartex" xmlns:cx3="http://schemas.microsoft.com/office/drawing/2016/5/9/chartex" xmlns:cx4="http://schemas.microsoft.com/office/drawing/2016/5/10/chartex" xmlns:cx5="http://schemas.microsoft.com/office/drawing/2016/5/11/chartex" xmlns:cx6="http://schemas.microsoft.com/office/drawing/2016/5/12/chartex" xmlns:cx7="http://schemas.microsoft.com/office/drawing/2016/5/13/chartex" xmlns:cx8="http://schemas.microsoft.com/office/drawing/2016/5/14/chartex" xmlns:mc="http://schemas.openxmlformats.org/markup-compatibility/2006" xmlns:aink="http://schemas.microsoft.com/office/drawing/2016/ink" xmlns:am3d="http://schemas.microsoft.com/office/drawing/2017/model3d" xmlns:o="urn:schemas-microsoft-com:office:office" xmlns:oel="http://schemas.microsoft.com/office/2019/extlst" xmlns:r="http://schemas.openxmlformats.org/officeDocument/2006/relationships" xmlns:m="http://schemas.openxmlformats.org/officeDocument/2006/math" xmlns:v="urn:schemas-microsoft-com:vml" xmlns:wp14="http://schemas.microsoft.com/office/word/2010/wordprocessingDrawing" xmlns:wp="http://schemas.openxmlformats.org/drawingml/2006/wordprocessingDrawing" xmlns:w10="urn:schemas-microsoft-com:office:word" xmlns:w="http://schemas.openxmlformats.org/wordprocessingml/2006/main" xmlns:w14="http://schemas.microsoft.com/office/word/2010/wordml" xmlns:w15="http://schemas.microsoft.com/office/word/2012/wordml" xmlns:w16cex="http://schemas.microsoft.com/office/word/2018/wordml/cex" xmlns:w16cid="http://schemas.microsoft.com/office/word/2016/wordml/cid" xmlns:w16="http://schemas.microsoft.com/office/word/2018/wordml" xmlns:w16du="http://schemas.microsoft.com/office/word/2023/wordml/word16du" xmlns:w16sdtdh="http://schemas.microsoft.com/office/word/2020/wordml/sdtdatahash" xmlns:w16se="http://schemas.microsoft.com/office/word/2015/wordml/symex" xmlns:wpg="http://schemas.microsoft.com/office/word/2010/wordprocessingGroup" xmlns:wpi="http://schemas.microsoft.com/office/word/2010/wordprocessingInk" xmlns:wne="http://schemas.microsoft.com/office/word/2006/wordml" xmlns:wps="http://schemas.microsoft.com/office/word/2010/wordprocessingShape" mc:Ignorable="w14 w15 w16se w16cid w16 w16cex w16sdtdh w16du wp14">
   <w:p>
     <w:pPr>
       <w:pBdr>
@@ -1344,7 +1329,7 @@
 </file>
 
 <file path=word/footnotes.xml><?xml version="1.0" encoding="utf-8"?>
-<w:footnotes xmlns:wpc="http://schemas.microsoft.com/office/word/2010/wordprocessingCanvas" xmlns:cx="http://schemas.microsoft.com/office/drawing/2014/chartex" xmlns:cx1="http://schemas.microsoft.com/office/drawing/2015/9/8/chartex" xmlns:cx2="http://schemas.microsoft.com/office/drawing/2015/10/21/chartex" xmlns:cx3="http://schemas.microsoft.com/office/drawing/2016/5/9/chartex" xmlns:cx4="http://schemas.microsoft.com/office/drawing/2016/5/10/chartex" xmlns:cx5="http://schemas.microsoft.com/office/drawing/2016/5/11/chartex" xmlns:cx6="http://schemas.microsoft.com/office/drawing/2016/5/12/chartex" xmlns:cx7="http://schemas.microsoft.com/office/drawing/2016/5/13/chartex" xmlns:cx8="http://schemas.microsoft.com/office/drawing/2016/5/14/chartex" xmlns:mc="http://schemas.openxmlformats.org/markup-compatibility/2006" xmlns:aink="http://schemas.microsoft.com/office/drawing/2016/ink" xmlns:am3d="http://schemas.microsoft.com/office/drawing/2017/model3d" xmlns:o="urn:schemas-microsoft-com:office:office" xmlns:oel="http://schemas.microsoft.com/office/2019/extlst" xmlns:r="http://schemas.openxmlformats.org/officeDocument/2006/relationships" xmlns:m="http://schemas.openxmlformats.org/officeDocument/2006/math" xmlns:v="urn:schemas-microsoft-com:vml" xmlns:wp14="http://schemas.microsoft.com/office/word/2010/wordprocessingDrawing" xmlns:wp="http://schemas.openxmlformats.org/drawingml/2006/wordprocessingDrawing" xmlns:w10="urn:schemas-microsoft-com:office:word" xmlns:w="http://schemas.openxmlformats.org/wordprocessingml/2006/main" xmlns:w14="http://schemas.microsoft.com/office/word/2010/wordml" xmlns:w15="http://schemas.microsoft.com/office/word/2012/wordml" xmlns:w16cex="http://schemas.microsoft.com/office/word/2018/wordml/cex" xmlns:w16cid="http://schemas.microsoft.com/office/word/2016/wordml/cid" xmlns:w16="http://schemas.microsoft.com/office/word/2018/wordml" xmlns:w16sdtdh="http://schemas.microsoft.com/office/word/2020/wordml/sdtdatahash" xmlns:w16se="http://schemas.microsoft.com/office/word/2015/wordml/symex" xmlns:wpg="http://schemas.microsoft.com/office/word/2010/wordprocessingGroup" xmlns:wpi="http://schemas.microsoft.com/office/word/2010/wordprocessingInk" xmlns:wne="http://schemas.microsoft.com/office/word/2006/wordml" xmlns:wps="http://schemas.microsoft.com/office/word/2010/wordprocessingShape" mc:Ignorable="w14 w15 w16se w16cid w16 w16cex w16sdtdh wp14">
+<w:footnotes xmlns:wpc="http://schemas.microsoft.com/office/word/2010/wordprocessingCanvas" xmlns:cx="http://schemas.microsoft.com/office/drawing/2014/chartex" xmlns:cx1="http://schemas.microsoft.com/office/drawing/2015/9/8/chartex" xmlns:cx2="http://schemas.microsoft.com/office/drawing/2015/10/21/chartex" xmlns:cx3="http://schemas.microsoft.com/office/drawing/2016/5/9/chartex" xmlns:cx4="http://schemas.microsoft.com/office/drawing/2016/5/10/chartex" xmlns:cx5="http://schemas.microsoft.com/office/drawing/2016/5/11/chartex" xmlns:cx6="http://schemas.microsoft.com/office/drawing/2016/5/12/chartex" xmlns:cx7="http://schemas.microsoft.com/office/drawing/2016/5/13/chartex" xmlns:cx8="http://schemas.microsoft.com/office/drawing/2016/5/14/chartex" xmlns:mc="http://schemas.openxmlformats.org/markup-compatibility/2006" xmlns:aink="http://schemas.microsoft.com/office/drawing/2016/ink" xmlns:am3d="http://schemas.microsoft.com/office/drawing/2017/model3d" xmlns:o="urn:schemas-microsoft-com:office:office" xmlns:oel="http://schemas.microsoft.com/office/2019/extlst" xmlns:r="http://schemas.openxmlformats.org/officeDocument/2006/relationships" xmlns:m="http://schemas.openxmlformats.org/officeDocument/2006/math" xmlns:v="urn:schemas-microsoft-com:vml" xmlns:wp14="http://schemas.microsoft.com/office/word/2010/wordprocessingDrawing" xmlns:wp="http://schemas.openxmlformats.org/drawingml/2006/wordprocessingDrawing" xmlns:w10="urn:schemas-microsoft-com:office:word" xmlns:w="http://schemas.openxmlformats.org/wordprocessingml/2006/main" xmlns:w14="http://schemas.microsoft.com/office/word/2010/wordml" xmlns:w15="http://schemas.microsoft.com/office/word/2012/wordml" xmlns:w16cex="http://schemas.microsoft.com/office/word/2018/wordml/cex" xmlns:w16cid="http://schemas.microsoft.com/office/word/2016/wordml/cid" xmlns:w16="http://schemas.microsoft.com/office/word/2018/wordml" xmlns:w16du="http://schemas.microsoft.com/office/word/2023/wordml/word16du" xmlns:w16sdtdh="http://schemas.microsoft.com/office/word/2020/wordml/sdtdatahash" xmlns:w16se="http://schemas.microsoft.com/office/word/2015/wordml/symex" xmlns:wpg="http://schemas.microsoft.com/office/word/2010/wordprocessingGroup" xmlns:wpi="http://schemas.microsoft.com/office/word/2010/wordprocessingInk" xmlns:wne="http://schemas.microsoft.com/office/word/2006/wordml" xmlns:wps="http://schemas.microsoft.com/office/word/2010/wordprocessingShape" mc:Ignorable="w14 w15 w16se w16cid w16 w16cex w16sdtdh w16du wp14">
   <w:footnote w:type="separator" w:id="-1">
     <w:p>
       <w:r>
@@ -1363,7 +1348,7 @@
 </file>
 
 <file path=word/header1.xml><?xml version="1.0" encoding="utf-8"?>
-<w:hdr xmlns:wpc="http://schemas.microsoft.com/office/word/2010/wordprocessingCanvas" xmlns:cx="http://schemas.microsoft.com/office/drawing/2014/chartex" xmlns:cx1="http://schemas.microsoft.com/office/drawing/2015/9/8/chartex" xmlns:cx2="http://schemas.microsoft.com/office/drawing/2015/10/21/chartex" xmlns:cx3="http://schemas.microsoft.com/office/drawing/2016/5/9/chartex" xmlns:cx4="http://schemas.microsoft.com/office/drawing/2016/5/10/chartex" xmlns:cx5="http://schemas.microsoft.com/office/drawing/2016/5/11/chartex" xmlns:cx6="http://schemas.microsoft.com/office/drawing/2016/5/12/chartex" xmlns:cx7="http://schemas.microsoft.com/office/drawing/2016/5/13/chartex" xmlns:cx8="http://schemas.microsoft.com/office/drawing/2016/5/14/chartex" xmlns:mc="http://schemas.openxmlformats.org/markup-compatibility/2006" xmlns:aink="http://schemas.microsoft.com/office/drawing/2016/ink" xmlns:am3d="http://schemas.microsoft.com/office/drawing/2017/model3d" xmlns:o="urn:schemas-microsoft-com:office:office" xmlns:oel="http://schemas.microsoft.com/office/2019/extlst" xmlns:r="http://schemas.openxmlformats.org/officeDocument/2006/relationships" xmlns:m="http://schemas.openxmlformats.org/officeDocument/2006/math" xmlns:v="urn:schemas-microsoft-com:vml" xmlns:wp14="http://schemas.microsoft.com/office/word/2010/wordprocessingDrawing" xmlns:wp="http://schemas.openxmlformats.org/drawingml/2006/wordprocessingDrawing" xmlns:w10="urn:schemas-microsoft-com:office:word" xmlns:w="http://schemas.openxmlformats.org/wordprocessingml/2006/main" xmlns:w14="http://schemas.microsoft.com/office/word/2010/wordml" xmlns:w15="http://schemas.microsoft.com/office/word/2012/wordml" xmlns:w16cex="http://schemas.microsoft.com/office/word/2018/wordml/cex" xmlns:w16cid="http://schemas.microsoft.com/office/word/2016/wordml/cid" xmlns:w16="http://schemas.microsoft.com/office/word/2018/wordml" xmlns:w16sdtdh="http://schemas.microsoft.com/office/word/2020/wordml/sdtdatahash" xmlns:w16se="http://schemas.microsoft.com/office/word/2015/wordml/symex" xmlns:wpg="http://schemas.microsoft.com/office/word/2010/wordprocessingGroup" xmlns:wpi="http://schemas.microsoft.com/office/word/2010/wordprocessingInk" xmlns:wne="http://schemas.microsoft.com/office/word/2006/wordml" xmlns:wps="http://schemas.microsoft.com/office/word/2010/wordprocessingShape" mc:Ignorable="w14 w15 w16se w16cid w16 w16cex w16sdtdh wp14">
+<w:hdr xmlns:wpc="http://schemas.microsoft.com/office/word/2010/wordprocessingCanvas" xmlns:cx="http://schemas.microsoft.com/office/drawing/2014/chartex" xmlns:cx1="http://schemas.microsoft.com/office/drawing/2015/9/8/chartex" xmlns:cx2="http://schemas.microsoft.com/office/drawing/2015/10/21/chartex" xmlns:cx3="http://schemas.microsoft.com/office/drawing/2016/5/9/chartex" xmlns:cx4="http://schemas.microsoft.com/office/drawing/2016/5/10/chartex" xmlns:cx5="http://schemas.microsoft.com/office/drawing/2016/5/11/chartex" xmlns:cx6="http://schemas.microsoft.com/office/drawing/2016/5/12/chartex" xmlns:cx7="http://schemas.microsoft.com/office/drawing/2016/5/13/chartex" xmlns:cx8="http://schemas.microsoft.com/office/drawing/2016/5/14/chartex" xmlns:mc="http://schemas.openxmlformats.org/markup-compatibility/2006" xmlns:aink="http://schemas.microsoft.com/office/drawing/2016/ink" xmlns:am3d="http://schemas.microsoft.com/office/drawing/2017/model3d" xmlns:o="urn:schemas-microsoft-com:office:office" xmlns:oel="http://schemas.microsoft.com/office/2019/extlst" xmlns:r="http://schemas.openxmlformats.org/officeDocument/2006/relationships" xmlns:m="http://schemas.openxmlformats.org/officeDocument/2006/math" xmlns:v="urn:schemas-microsoft-com:vml" xmlns:wp14="http://schemas.microsoft.com/office/word/2010/wordprocessingDrawing" xmlns:wp="http://schemas.openxmlformats.org/drawingml/2006/wordprocessingDrawing" xmlns:w10="urn:schemas-microsoft-com:office:word" xmlns:w="http://schemas.openxmlformats.org/wordprocessingml/2006/main" xmlns:w14="http://schemas.microsoft.com/office/word/2010/wordml" xmlns:w15="http://schemas.microsoft.com/office/word/2012/wordml" xmlns:w16cex="http://schemas.microsoft.com/office/word/2018/wordml/cex" xmlns:w16cid="http://schemas.microsoft.com/office/word/2016/wordml/cid" xmlns:w16="http://schemas.microsoft.com/office/word/2018/wordml" xmlns:w16du="http://schemas.microsoft.com/office/word/2023/wordml/word16du" xmlns:w16sdtdh="http://schemas.microsoft.com/office/word/2020/wordml/sdtdatahash" xmlns:w16se="http://schemas.microsoft.com/office/word/2015/wordml/symex" xmlns:wpg="http://schemas.microsoft.com/office/word/2010/wordprocessingGroup" xmlns:wpi="http://schemas.microsoft.com/office/word/2010/wordprocessingInk" xmlns:wne="http://schemas.microsoft.com/office/word/2006/wordml" xmlns:wps="http://schemas.microsoft.com/office/word/2010/wordprocessingShape" mc:Ignorable="w14 w15 w16se w16cid w16 w16cex w16sdtdh w16du wp14">
   <w:p>
     <w:pPr>
       <w:pStyle w:val="Encabezado"/>
@@ -1512,7 +1497,7 @@
 </file>
 
 <file path=word/numbering.xml><?xml version="1.0" encoding="utf-8"?>
-<w:numbering xmlns:wpc="http://schemas.microsoft.com/office/word/2010/wordprocessingCanvas" xmlns:cx="http://schemas.microsoft.com/office/drawing/2014/chartex" xmlns:cx1="http://schemas.microsoft.com/office/drawing/2015/9/8/chartex" xmlns:cx2="http://schemas.microsoft.com/office/drawing/2015/10/21/chartex" xmlns:cx3="http://schemas.microsoft.com/office/drawing/2016/5/9/chartex" xmlns:cx4="http://schemas.microsoft.com/office/drawing/2016/5/10/chartex" xmlns:cx5="http://schemas.microsoft.com/office/drawing/2016/5/11/chartex" xmlns:cx6="http://schemas.microsoft.com/office/drawing/2016/5/12/chartex" xmlns:cx7="http://schemas.microsoft.com/office/drawing/2016/5/13/chartex" xmlns:cx8="http://schemas.microsoft.com/office/drawing/2016/5/14/chartex" xmlns:mc="http://schemas.openxmlformats.org/markup-compatibility/2006" xmlns:aink="http://schemas.microsoft.com/office/drawing/2016/ink" xmlns:am3d="http://schemas.microsoft.com/office/drawing/2017/model3d" xmlns:o="urn:schemas-microsoft-com:office:office" xmlns:oel="http://schemas.microsoft.com/office/2019/extlst" xmlns:r="http://schemas.openxmlformats.org/officeDocument/2006/relationships" xmlns:m="http://schemas.openxmlformats.org/officeDocument/2006/math" xmlns:v="urn:schemas-microsoft-com:vml" xmlns:wp14="http://schemas.microsoft.com/office/word/2010/wordprocessingDrawing" xmlns:wp="http://schemas.openxmlformats.org/drawingml/2006/wordprocessingDrawing" xmlns:w10="urn:schemas-microsoft-com:office:word" xmlns:w="http://schemas.openxmlformats.org/wordprocessingml/2006/main" xmlns:w14="http://schemas.microsoft.com/office/word/2010/wordml" xmlns:w15="http://schemas.microsoft.com/office/word/2012/wordml" xmlns:w16cex="http://schemas.microsoft.com/office/word/2018/wordml/cex" xmlns:w16cid="http://schemas.microsoft.com/office/word/2016/wordml/cid" xmlns:w16="http://schemas.microsoft.com/office/word/2018/wordml" xmlns:w16sdtdh="http://schemas.microsoft.com/office/word/2020/wordml/sdtdatahash" xmlns:w16se="http://schemas.microsoft.com/office/word/2015/wordml/symex" xmlns:wpg="http://schemas.microsoft.com/office/word/2010/wordprocessingGroup" xmlns:wpi="http://schemas.microsoft.com/office/word/2010/wordprocessingInk" xmlns:wne="http://schemas.microsoft.com/office/word/2006/wordml" xmlns:wps="http://schemas.microsoft.com/office/word/2010/wordprocessingShape" mc:Ignorable="w14 w15 w16se w16cid w16 w16cex w16sdtdh wp14">
+<w:numbering xmlns:wpc="http://schemas.microsoft.com/office/word/2010/wordprocessingCanvas" xmlns:cx="http://schemas.microsoft.com/office/drawing/2014/chartex" xmlns:cx1="http://schemas.microsoft.com/office/drawing/2015/9/8/chartex" xmlns:cx2="http://schemas.microsoft.com/office/drawing/2015/10/21/chartex" xmlns:cx3="http://schemas.microsoft.com/office/drawing/2016/5/9/chartex" xmlns:cx4="http://schemas.microsoft.com/office/drawing/2016/5/10/chartex" xmlns:cx5="http://schemas.microsoft.com/office/drawing/2016/5/11/chartex" xmlns:cx6="http://schemas.microsoft.com/office/drawing/2016/5/12/chartex" xmlns:cx7="http://schemas.microsoft.com/office/drawing/2016/5/13/chartex" xmlns:cx8="http://schemas.microsoft.com/office/drawing/2016/5/14/chartex" xmlns:mc="http://schemas.openxmlformats.org/markup-compatibility/2006" xmlns:aink="http://schemas.microsoft.com/office/drawing/2016/ink" xmlns:am3d="http://schemas.microsoft.com/office/drawing/2017/model3d" xmlns:o="urn:schemas-microsoft-com:office:office" xmlns:oel="http://schemas.microsoft.com/office/2019/extlst" xmlns:r="http://schemas.openxmlformats.org/officeDocument/2006/relationships" xmlns:m="http://schemas.openxmlformats.org/officeDocument/2006/math" xmlns:v="urn:schemas-microsoft-com:vml" xmlns:wp14="http://schemas.microsoft.com/office/word/2010/wordprocessingDrawing" xmlns:wp="http://schemas.openxmlformats.org/drawingml/2006/wordprocessingDrawing" xmlns:w10="urn:schemas-microsoft-com:office:word" xmlns:w="http://schemas.openxmlformats.org/wordprocessingml/2006/main" xmlns:w14="http://schemas.microsoft.com/office/word/2010/wordml" xmlns:w15="http://schemas.microsoft.com/office/word/2012/wordml" xmlns:w16cex="http://schemas.microsoft.com/office/word/2018/wordml/cex" xmlns:w16cid="http://schemas.microsoft.com/office/word/2016/wordml/cid" xmlns:w16="http://schemas.microsoft.com/office/word/2018/wordml" xmlns:w16du="http://schemas.microsoft.com/office/word/2023/wordml/word16du" xmlns:w16sdtdh="http://schemas.microsoft.com/office/word/2020/wordml/sdtdatahash" xmlns:w16se="http://schemas.microsoft.com/office/word/2015/wordml/symex" xmlns:wpg="http://schemas.microsoft.com/office/word/2010/wordprocessingGroup" xmlns:wpi="http://schemas.microsoft.com/office/word/2010/wordprocessingInk" xmlns:wne="http://schemas.microsoft.com/office/word/2006/wordml" xmlns:wps="http://schemas.microsoft.com/office/word/2010/wordprocessingShape" mc:Ignorable="w14 w15 w16se w16cid w16 w16cex w16sdtdh w16du wp14">
   <w:abstractNum w:abstractNumId="0" w15:restartNumberingAfterBreak="1">
     <w:nsid w:val="1FBC240A"/>
     <w:multiLevelType w:val="hybridMultilevel"/>
@@ -1946,7 +1931,7 @@
 </file>
 
 <file path=word/styles.xml><?xml version="1.0" encoding="utf-8"?>
-<w:styles xmlns:mc="http://schemas.openxmlformats.org/markup-compatibility/2006" xmlns:r="http://schemas.openxmlformats.org/officeDocument/2006/relationships" xmlns:w="http://schemas.openxmlformats.org/wordprocessingml/2006/main" xmlns:w14="http://schemas.microsoft.com/office/word/2010/wordml" xmlns:w15="http://schemas.microsoft.com/office/word/2012/wordml" xmlns:w16cex="http://schemas.microsoft.com/office/word/2018/wordml/cex" xmlns:w16cid="http://schemas.microsoft.com/office/word/2016/wordml/cid" xmlns:w16="http://schemas.microsoft.com/office/word/2018/wordml" xmlns:w16sdtdh="http://schemas.microsoft.com/office/word/2020/wordml/sdtdatahash" xmlns:w16se="http://schemas.microsoft.com/office/word/2015/wordml/symex" mc:Ignorable="w14 w15 w16se w16cid w16 w16cex w16sdtdh">
+<w:styles xmlns:mc="http://schemas.openxmlformats.org/markup-compatibility/2006" xmlns:r="http://schemas.openxmlformats.org/officeDocument/2006/relationships" xmlns:w="http://schemas.openxmlformats.org/wordprocessingml/2006/main" xmlns:w14="http://schemas.microsoft.com/office/word/2010/wordml" xmlns:w15="http://schemas.microsoft.com/office/word/2012/wordml" xmlns:w16cex="http://schemas.microsoft.com/office/word/2018/wordml/cex" xmlns:w16cid="http://schemas.microsoft.com/office/word/2016/wordml/cid" xmlns:w16="http://schemas.microsoft.com/office/word/2018/wordml" xmlns:w16du="http://schemas.microsoft.com/office/word/2023/wordml/word16du" xmlns:w16sdtdh="http://schemas.microsoft.com/office/word/2020/wordml/sdtdatahash" xmlns:w16se="http://schemas.microsoft.com/office/word/2015/wordml/symex" mc:Ignorable="w14 w15 w16se w16cid w16 w16cex w16sdtdh w16du">
   <w:docDefaults>
     <w:rPrDefault>
       <w:rPr>
